--- a/A1/Report.docx
+++ b/A1/Report.docx
@@ -21,16 +21,7 @@
         <w:pStyle w:val="Heading2"/>
       </w:pPr>
       <w:r>
-        <w:t>1</w:t>
-      </w:r>
-      <w:r>
-        <w:t>️</w:t>
-      </w:r>
-      <w:r>
-        <w:t>⃣</w:t>
-      </w:r>
-      <w:r>
-        <w:t xml:space="preserve"> Identifier DFA</w:t>
+        <w:t>1️⃣ Identifier DFA</w:t>
       </w:r>
     </w:p>
     <w:p>
@@ -106,8 +97,16 @@
         <w:rPr>
           <w:lang w:val="es-ES"/>
         </w:rPr>
-        <w:t>• q1 = Valid identifier</w:t>
-      </w:r>
+        <w:t xml:space="preserve">• q1 = Valid </w:t>
+      </w:r>
+      <w:proofErr w:type="spellStart"/>
+      <w:r>
+        <w:rPr>
+          <w:lang w:val="es-ES"/>
+        </w:rPr>
+        <w:t>identifier</w:t>
+      </w:r>
+      <w:proofErr w:type="spellEnd"/>
     </w:p>
     <w:p>
       <w:pPr>
@@ -120,7 +119,21 @@
         <w:rPr>
           <w:lang w:val="es-ES"/>
         </w:rPr>
-        <w:t>• qE = Error</w:t>
+        <w:t xml:space="preserve">• </w:t>
+      </w:r>
+      <w:proofErr w:type="spellStart"/>
+      <w:r>
+        <w:rPr>
+          <w:lang w:val="es-ES"/>
+        </w:rPr>
+        <w:t>qE</w:t>
+      </w:r>
+      <w:proofErr w:type="spellEnd"/>
+      <w:r>
+        <w:rPr>
+          <w:lang w:val="es-ES"/>
+        </w:rPr>
+        <w:t xml:space="preserve"> = Error</w:t>
       </w:r>
     </w:p>
     <w:p>
@@ -158,12 +171,6 @@
         <w:gridCol w:w="3120"/>
       </w:tblGrid>
       <w:tr>
-        <w:tblPrEx>
-          <w:tblCellMar>
-            <w:top w:w="0" w:type="dxa"/>
-            <w:bottom w:w="0" w:type="dxa"/>
-          </w:tblCellMar>
-        </w:tblPrEx>
         <w:trPr>
           <w:tblHeader/>
         </w:trPr>
@@ -262,12 +269,6 @@
         </w:tc>
       </w:tr>
       <w:tr>
-        <w:tblPrEx>
-          <w:tblCellMar>
-            <w:top w:w="0" w:type="dxa"/>
-            <w:bottom w:w="0" w:type="dxa"/>
-          </w:tblCellMar>
-        </w:tblPrEx>
         <w:tc>
           <w:tcPr>
             <w:tcW w:w="3120" w:type="dxa"/>
@@ -348,12 +349,6 @@
         </w:tc>
       </w:tr>
       <w:tr>
-        <w:tblPrEx>
-          <w:tblCellMar>
-            <w:top w:w="0" w:type="dxa"/>
-            <w:bottom w:w="0" w:type="dxa"/>
-          </w:tblCellMar>
-        </w:tblPrEx>
         <w:tc>
           <w:tcPr>
             <w:tcW w:w="3120" w:type="dxa"/>
@@ -427,19 +422,15 @@
             <w:pPr>
               <w:jc w:val="center"/>
             </w:pPr>
+            <w:proofErr w:type="spellStart"/>
             <w:r>
               <w:t>qE</w:t>
             </w:r>
+            <w:proofErr w:type="spellEnd"/>
           </w:p>
         </w:tc>
       </w:tr>
       <w:tr>
-        <w:tblPrEx>
-          <w:tblCellMar>
-            <w:top w:w="0" w:type="dxa"/>
-            <w:bottom w:w="0" w:type="dxa"/>
-          </w:tblCellMar>
-        </w:tblPrEx>
         <w:tc>
           <w:tcPr>
             <w:tcW w:w="3120" w:type="dxa"/>
@@ -520,12 +511,6 @@
         </w:tc>
       </w:tr>
       <w:tr>
-        <w:tblPrEx>
-          <w:tblCellMar>
-            <w:top w:w="0" w:type="dxa"/>
-            <w:bottom w:w="0" w:type="dxa"/>
-          </w:tblCellMar>
-        </w:tblPrEx>
         <w:tc>
           <w:tcPr>
             <w:tcW w:w="3120" w:type="dxa"/>
@@ -606,12 +591,6 @@
         </w:tc>
       </w:tr>
       <w:tr>
-        <w:tblPrEx>
-          <w:tblCellMar>
-            <w:top w:w="0" w:type="dxa"/>
-            <w:bottom w:w="0" w:type="dxa"/>
-          </w:tblCellMar>
-        </w:tblPrEx>
         <w:tc>
           <w:tcPr>
             <w:tcW w:w="3120" w:type="dxa"/>
@@ -692,12 +671,6 @@
         </w:tc>
       </w:tr>
       <w:tr>
-        <w:tblPrEx>
-          <w:tblCellMar>
-            <w:top w:w="0" w:type="dxa"/>
-            <w:bottom w:w="0" w:type="dxa"/>
-          </w:tblCellMar>
-        </w:tblPrEx>
         <w:tc>
           <w:tcPr>
             <w:tcW w:w="3120" w:type="dxa"/>
@@ -771,19 +744,15 @@
             <w:pPr>
               <w:jc w:val="center"/>
             </w:pPr>
+            <w:proofErr w:type="spellStart"/>
             <w:r>
               <w:t>qE</w:t>
             </w:r>
+            <w:proofErr w:type="spellEnd"/>
           </w:p>
         </w:tc>
       </w:tr>
       <w:tr>
-        <w:tblPrEx>
-          <w:tblCellMar>
-            <w:top w:w="0" w:type="dxa"/>
-            <w:bottom w:w="0" w:type="dxa"/>
-          </w:tblCellMar>
-        </w:tblPrEx>
         <w:tc>
           <w:tcPr>
             <w:tcW w:w="3120" w:type="dxa"/>
@@ -884,16 +853,7 @@
         <w:pStyle w:val="Heading2"/>
       </w:pPr>
       <w:r>
-        <w:t>2</w:t>
-      </w:r>
-      <w:r>
-        <w:t>️</w:t>
-      </w:r>
-      <w:r>
-        <w:t>⃣</w:t>
-      </w:r>
-      <w:r>
-        <w:t xml:space="preserve"> Integer DFA</w:t>
+        <w:t>2️⃣ Integer DFA</w:t>
       </w:r>
     </w:p>
     <w:p>
@@ -949,7 +909,15 @@
         <w:spacing w:after="120"/>
       </w:pPr>
       <w:r>
-        <w:t>• qE = Error</w:t>
+        <w:t xml:space="preserve">• </w:t>
+      </w:r>
+      <w:proofErr w:type="spellStart"/>
+      <w:r>
+        <w:t>qE</w:t>
+      </w:r>
+      <w:proofErr w:type="spellEnd"/>
+      <w:r>
+        <w:t xml:space="preserve"> = Error</w:t>
       </w:r>
     </w:p>
     <w:p>
@@ -987,12 +955,6 @@
         <w:gridCol w:w="3120"/>
       </w:tblGrid>
       <w:tr>
-        <w:tblPrEx>
-          <w:tblCellMar>
-            <w:top w:w="0" w:type="dxa"/>
-            <w:bottom w:w="0" w:type="dxa"/>
-          </w:tblCellMar>
-        </w:tblPrEx>
         <w:trPr>
           <w:tblHeader/>
         </w:trPr>
@@ -1091,12 +1053,6 @@
         </w:tc>
       </w:tr>
       <w:tr>
-        <w:tblPrEx>
-          <w:tblCellMar>
-            <w:top w:w="0" w:type="dxa"/>
-            <w:bottom w:w="0" w:type="dxa"/>
-          </w:tblCellMar>
-        </w:tblPrEx>
         <w:tc>
           <w:tcPr>
             <w:tcW w:w="3120" w:type="dxa"/>
@@ -1177,12 +1133,6 @@
         </w:tc>
       </w:tr>
       <w:tr>
-        <w:tblPrEx>
-          <w:tblCellMar>
-            <w:top w:w="0" w:type="dxa"/>
-            <w:bottom w:w="0" w:type="dxa"/>
-          </w:tblCellMar>
-        </w:tblPrEx>
         <w:tc>
           <w:tcPr>
             <w:tcW w:w="3120" w:type="dxa"/>
@@ -1257,19 +1207,15 @@
             <w:pPr>
               <w:jc w:val="center"/>
             </w:pPr>
+            <w:proofErr w:type="spellStart"/>
             <w:r>
               <w:t>qE</w:t>
             </w:r>
+            <w:proofErr w:type="spellEnd"/>
           </w:p>
         </w:tc>
       </w:tr>
       <w:tr>
-        <w:tblPrEx>
-          <w:tblCellMar>
-            <w:top w:w="0" w:type="dxa"/>
-            <w:bottom w:w="0" w:type="dxa"/>
-          </w:tblCellMar>
-        </w:tblPrEx>
         <w:tc>
           <w:tcPr>
             <w:tcW w:w="3120" w:type="dxa"/>
@@ -1350,12 +1296,6 @@
         </w:tc>
       </w:tr>
       <w:tr>
-        <w:tblPrEx>
-          <w:tblCellMar>
-            <w:top w:w="0" w:type="dxa"/>
-            <w:bottom w:w="0" w:type="dxa"/>
-          </w:tblCellMar>
-        </w:tblPrEx>
         <w:tc>
           <w:tcPr>
             <w:tcW w:w="3120" w:type="dxa"/>
@@ -1436,12 +1376,6 @@
         </w:tc>
       </w:tr>
       <w:tr>
-        <w:tblPrEx>
-          <w:tblCellMar>
-            <w:top w:w="0" w:type="dxa"/>
-            <w:bottom w:w="0" w:type="dxa"/>
-          </w:tblCellMar>
-        </w:tblPrEx>
         <w:tc>
           <w:tcPr>
             <w:tcW w:w="3120" w:type="dxa"/>
@@ -1542,16 +1476,7 @@
         <w:pStyle w:val="Heading2"/>
       </w:pPr>
       <w:r>
-        <w:t>3</w:t>
-      </w:r>
-      <w:r>
-        <w:t>️</w:t>
-      </w:r>
-      <w:r>
-        <w:t>⃣</w:t>
-      </w:r>
-      <w:r>
-        <w:t xml:space="preserve"> Float DFA</w:t>
+        <w:t>3️⃣ Float DFA</w:t>
       </w:r>
     </w:p>
     <w:p>
@@ -1663,7 +1588,15 @@
         <w:spacing w:after="120"/>
       </w:pPr>
       <w:r>
-        <w:t>• qE = Error</w:t>
+        <w:t xml:space="preserve">• </w:t>
+      </w:r>
+      <w:proofErr w:type="spellStart"/>
+      <w:r>
+        <w:t>qE</w:t>
+      </w:r>
+      <w:proofErr w:type="spellEnd"/>
+      <w:r>
+        <w:t xml:space="preserve"> = Error</w:t>
       </w:r>
     </w:p>
     <w:p>
@@ -1701,12 +1634,6 @@
         <w:gridCol w:w="3120"/>
       </w:tblGrid>
       <w:tr>
-        <w:tblPrEx>
-          <w:tblCellMar>
-            <w:top w:w="0" w:type="dxa"/>
-            <w:bottom w:w="0" w:type="dxa"/>
-          </w:tblCellMar>
-        </w:tblPrEx>
         <w:trPr>
           <w:tblHeader/>
         </w:trPr>
@@ -1805,12 +1732,6 @@
         </w:tc>
       </w:tr>
       <w:tr>
-        <w:tblPrEx>
-          <w:tblCellMar>
-            <w:top w:w="0" w:type="dxa"/>
-            <w:bottom w:w="0" w:type="dxa"/>
-          </w:tblCellMar>
-        </w:tblPrEx>
         <w:tc>
           <w:tcPr>
             <w:tcW w:w="3120" w:type="dxa"/>
@@ -1891,12 +1812,6 @@
         </w:tc>
       </w:tr>
       <w:tr>
-        <w:tblPrEx>
-          <w:tblCellMar>
-            <w:top w:w="0" w:type="dxa"/>
-            <w:bottom w:w="0" w:type="dxa"/>
-          </w:tblCellMar>
-        </w:tblPrEx>
         <w:tc>
           <w:tcPr>
             <w:tcW w:w="3120" w:type="dxa"/>
@@ -1977,12 +1892,6 @@
         </w:tc>
       </w:tr>
       <w:tr>
-        <w:tblPrEx>
-          <w:tblCellMar>
-            <w:top w:w="0" w:type="dxa"/>
-            <w:bottom w:w="0" w:type="dxa"/>
-          </w:tblCellMar>
-        </w:tblPrEx>
         <w:tc>
           <w:tcPr>
             <w:tcW w:w="3120" w:type="dxa"/>
@@ -2063,12 +1972,6 @@
         </w:tc>
       </w:tr>
       <w:tr>
-        <w:tblPrEx>
-          <w:tblCellMar>
-            <w:top w:w="0" w:type="dxa"/>
-            <w:bottom w:w="0" w:type="dxa"/>
-          </w:tblCellMar>
-        </w:tblPrEx>
         <w:tc>
           <w:tcPr>
             <w:tcW w:w="3120" w:type="dxa"/>
@@ -2149,12 +2052,6 @@
         </w:tc>
       </w:tr>
       <w:tr>
-        <w:tblPrEx>
-          <w:tblCellMar>
-            <w:top w:w="0" w:type="dxa"/>
-            <w:bottom w:w="0" w:type="dxa"/>
-          </w:tblCellMar>
-        </w:tblPrEx>
         <w:tc>
           <w:tcPr>
             <w:tcW w:w="3120" w:type="dxa"/>
@@ -2235,12 +2132,6 @@
         </w:tc>
       </w:tr>
       <w:tr>
-        <w:tblPrEx>
-          <w:tblCellMar>
-            <w:top w:w="0" w:type="dxa"/>
-            <w:bottom w:w="0" w:type="dxa"/>
-          </w:tblCellMar>
-        </w:tblPrEx>
         <w:tc>
           <w:tcPr>
             <w:tcW w:w="3120" w:type="dxa"/>
@@ -2321,12 +2212,6 @@
         </w:tc>
       </w:tr>
       <w:tr>
-        <w:tblPrEx>
-          <w:tblCellMar>
-            <w:top w:w="0" w:type="dxa"/>
-            <w:bottom w:w="0" w:type="dxa"/>
-          </w:tblCellMar>
-        </w:tblPrEx>
         <w:tc>
           <w:tcPr>
             <w:tcW w:w="3120" w:type="dxa"/>
@@ -2407,12 +2292,6 @@
         </w:tc>
       </w:tr>
       <w:tr>
-        <w:tblPrEx>
-          <w:tblCellMar>
-            <w:top w:w="0" w:type="dxa"/>
-            <w:bottom w:w="0" w:type="dxa"/>
-          </w:tblCellMar>
-        </w:tblPrEx>
         <w:tc>
           <w:tcPr>
             <w:tcW w:w="3120" w:type="dxa"/>
@@ -2493,12 +2372,6 @@
         </w:tc>
       </w:tr>
       <w:tr>
-        <w:tblPrEx>
-          <w:tblCellMar>
-            <w:top w:w="0" w:type="dxa"/>
-            <w:bottom w:w="0" w:type="dxa"/>
-          </w:tblCellMar>
-        </w:tblPrEx>
         <w:tc>
           <w:tcPr>
             <w:tcW w:w="3120" w:type="dxa"/>
@@ -2579,12 +2452,6 @@
         </w:tc>
       </w:tr>
       <w:tr>
-        <w:tblPrEx>
-          <w:tblCellMar>
-            <w:top w:w="0" w:type="dxa"/>
-            <w:bottom w:w="0" w:type="dxa"/>
-          </w:tblCellMar>
-        </w:tblPrEx>
         <w:tc>
           <w:tcPr>
             <w:tcW w:w="3120" w:type="dxa"/>
@@ -2666,12 +2533,6 @@
         </w:tc>
       </w:tr>
       <w:tr>
-        <w:tblPrEx>
-          <w:tblCellMar>
-            <w:top w:w="0" w:type="dxa"/>
-            <w:bottom w:w="0" w:type="dxa"/>
-          </w:tblCellMar>
-        </w:tblPrEx>
         <w:tc>
           <w:tcPr>
             <w:tcW w:w="3120" w:type="dxa"/>
@@ -2772,16 +2633,7 @@
         <w:pStyle w:val="Heading2"/>
       </w:pPr>
       <w:r>
-        <w:t>4</w:t>
-      </w:r>
-      <w:r>
-        <w:t>️</w:t>
-      </w:r>
-      <w:r>
-        <w:t>⃣</w:t>
-      </w:r>
-      <w:r>
-        <w:t xml:space="preserve"> Boolean DFA</w:t>
+        <w:t>4️⃣ Boolean DFA</w:t>
       </w:r>
     </w:p>
     <w:p>
@@ -2830,12 +2682,6 @@
         <w:gridCol w:w="3120"/>
       </w:tblGrid>
       <w:tr>
-        <w:tblPrEx>
-          <w:tblCellMar>
-            <w:top w:w="0" w:type="dxa"/>
-            <w:bottom w:w="0" w:type="dxa"/>
-          </w:tblCellMar>
-        </w:tblPrEx>
         <w:trPr>
           <w:tblHeader/>
         </w:trPr>
@@ -2934,12 +2780,6 @@
         </w:tc>
       </w:tr>
       <w:tr>
-        <w:tblPrEx>
-          <w:tblCellMar>
-            <w:top w:w="0" w:type="dxa"/>
-            <w:bottom w:w="0" w:type="dxa"/>
-          </w:tblCellMar>
-        </w:tblPrEx>
         <w:tc>
           <w:tcPr>
             <w:tcW w:w="3120" w:type="dxa"/>
@@ -3020,12 +2860,6 @@
         </w:tc>
       </w:tr>
       <w:tr>
-        <w:tblPrEx>
-          <w:tblCellMar>
-            <w:top w:w="0" w:type="dxa"/>
-            <w:bottom w:w="0" w:type="dxa"/>
-          </w:tblCellMar>
-        </w:tblPrEx>
         <w:tc>
           <w:tcPr>
             <w:tcW w:w="3120" w:type="dxa"/>
@@ -3106,12 +2940,6 @@
         </w:tc>
       </w:tr>
       <w:tr>
-        <w:tblPrEx>
-          <w:tblCellMar>
-            <w:top w:w="0" w:type="dxa"/>
-            <w:bottom w:w="0" w:type="dxa"/>
-          </w:tblCellMar>
-        </w:tblPrEx>
         <w:tc>
           <w:tcPr>
             <w:tcW w:w="3120" w:type="dxa"/>
@@ -3192,12 +3020,6 @@
         </w:tc>
       </w:tr>
       <w:tr>
-        <w:tblPrEx>
-          <w:tblCellMar>
-            <w:top w:w="0" w:type="dxa"/>
-            <w:bottom w:w="0" w:type="dxa"/>
-          </w:tblCellMar>
-        </w:tblPrEx>
         <w:tc>
           <w:tcPr>
             <w:tcW w:w="3120" w:type="dxa"/>
@@ -3278,12 +3100,6 @@
         </w:tc>
       </w:tr>
       <w:tr>
-        <w:tblPrEx>
-          <w:tblCellMar>
-            <w:top w:w="0" w:type="dxa"/>
-            <w:bottom w:w="0" w:type="dxa"/>
-          </w:tblCellMar>
-        </w:tblPrEx>
         <w:tc>
           <w:tcPr>
             <w:tcW w:w="3120" w:type="dxa"/>
@@ -3400,12 +3216,6 @@
         <w:gridCol w:w="3120"/>
       </w:tblGrid>
       <w:tr>
-        <w:tblPrEx>
-          <w:tblCellMar>
-            <w:top w:w="0" w:type="dxa"/>
-            <w:bottom w:w="0" w:type="dxa"/>
-          </w:tblCellMar>
-        </w:tblPrEx>
         <w:trPr>
           <w:tblHeader/>
         </w:trPr>
@@ -3504,12 +3314,6 @@
         </w:tc>
       </w:tr>
       <w:tr>
-        <w:tblPrEx>
-          <w:tblCellMar>
-            <w:top w:w="0" w:type="dxa"/>
-            <w:bottom w:w="0" w:type="dxa"/>
-          </w:tblCellMar>
-        </w:tblPrEx>
         <w:tc>
           <w:tcPr>
             <w:tcW w:w="3120" w:type="dxa"/>
@@ -3590,12 +3394,6 @@
         </w:tc>
       </w:tr>
       <w:tr>
-        <w:tblPrEx>
-          <w:tblCellMar>
-            <w:top w:w="0" w:type="dxa"/>
-            <w:bottom w:w="0" w:type="dxa"/>
-          </w:tblCellMar>
-        </w:tblPrEx>
         <w:tc>
           <w:tcPr>
             <w:tcW w:w="3120" w:type="dxa"/>
@@ -3676,12 +3474,6 @@
         </w:tc>
       </w:tr>
       <w:tr>
-        <w:tblPrEx>
-          <w:tblCellMar>
-            <w:top w:w="0" w:type="dxa"/>
-            <w:bottom w:w="0" w:type="dxa"/>
-          </w:tblCellMar>
-        </w:tblPrEx>
         <w:tc>
           <w:tcPr>
             <w:tcW w:w="3120" w:type="dxa"/>
@@ -3762,12 +3554,6 @@
         </w:tc>
       </w:tr>
       <w:tr>
-        <w:tblPrEx>
-          <w:tblCellMar>
-            <w:top w:w="0" w:type="dxa"/>
-            <w:bottom w:w="0" w:type="dxa"/>
-          </w:tblCellMar>
-        </w:tblPrEx>
         <w:tc>
           <w:tcPr>
             <w:tcW w:w="3120" w:type="dxa"/>
@@ -3848,12 +3634,6 @@
         </w:tc>
       </w:tr>
       <w:tr>
-        <w:tblPrEx>
-          <w:tblCellMar>
-            <w:top w:w="0" w:type="dxa"/>
-            <w:bottom w:w="0" w:type="dxa"/>
-          </w:tblCellMar>
-        </w:tblPrEx>
         <w:tc>
           <w:tcPr>
             <w:tcW w:w="3120" w:type="dxa"/>
@@ -3934,12 +3714,6 @@
         </w:tc>
       </w:tr>
       <w:tr>
-        <w:tblPrEx>
-          <w:tblCellMar>
-            <w:top w:w="0" w:type="dxa"/>
-            <w:bottom w:w="0" w:type="dxa"/>
-          </w:tblCellMar>
-        </w:tblPrEx>
         <w:tc>
           <w:tcPr>
             <w:tcW w:w="3120" w:type="dxa"/>
@@ -4040,16 +3814,7 @@
         <w:pStyle w:val="Heading2"/>
       </w:pPr>
       <w:r>
-        <w:t>5</w:t>
-      </w:r>
-      <w:r>
-        <w:t>️</w:t>
-      </w:r>
-      <w:r>
-        <w:t>⃣</w:t>
-      </w:r>
-      <w:r>
-        <w:t xml:space="preserve"> String DFA</w:t>
+        <w:t>5️⃣ String DFA</w:t>
       </w:r>
     </w:p>
     <w:p>
@@ -4130,7 +3895,15 @@
         <w:spacing w:after="120"/>
       </w:pPr>
       <w:r>
-        <w:t>• qE = Error</w:t>
+        <w:t xml:space="preserve">• </w:t>
+      </w:r>
+      <w:proofErr w:type="spellStart"/>
+      <w:r>
+        <w:t>qE</w:t>
+      </w:r>
+      <w:proofErr w:type="spellEnd"/>
+      <w:r>
+        <w:t xml:space="preserve"> = Error</w:t>
       </w:r>
     </w:p>
     <w:p>
@@ -4168,12 +3941,6 @@
         <w:gridCol w:w="3120"/>
       </w:tblGrid>
       <w:tr>
-        <w:tblPrEx>
-          <w:tblCellMar>
-            <w:top w:w="0" w:type="dxa"/>
-            <w:bottom w:w="0" w:type="dxa"/>
-          </w:tblCellMar>
-        </w:tblPrEx>
         <w:trPr>
           <w:tblHeader/>
         </w:trPr>
@@ -4272,12 +4039,6 @@
         </w:tc>
       </w:tr>
       <w:tr>
-        <w:tblPrEx>
-          <w:tblCellMar>
-            <w:top w:w="0" w:type="dxa"/>
-            <w:bottom w:w="0" w:type="dxa"/>
-          </w:tblCellMar>
-        </w:tblPrEx>
         <w:tc>
           <w:tcPr>
             <w:tcW w:w="3120" w:type="dxa"/>
@@ -4358,12 +4119,6 @@
         </w:tc>
       </w:tr>
       <w:tr>
-        <w:tblPrEx>
-          <w:tblCellMar>
-            <w:top w:w="0" w:type="dxa"/>
-            <w:bottom w:w="0" w:type="dxa"/>
-          </w:tblCellMar>
-        </w:tblPrEx>
         <w:tc>
           <w:tcPr>
             <w:tcW w:w="3120" w:type="dxa"/>
@@ -4444,12 +4199,6 @@
         </w:tc>
       </w:tr>
       <w:tr>
-        <w:tblPrEx>
-          <w:tblCellMar>
-            <w:top w:w="0" w:type="dxa"/>
-            <w:bottom w:w="0" w:type="dxa"/>
-          </w:tblCellMar>
-        </w:tblPrEx>
         <w:tc>
           <w:tcPr>
             <w:tcW w:w="3120" w:type="dxa"/>
@@ -4530,12 +4279,6 @@
         </w:tc>
       </w:tr>
       <w:tr>
-        <w:tblPrEx>
-          <w:tblCellMar>
-            <w:top w:w="0" w:type="dxa"/>
-            <w:bottom w:w="0" w:type="dxa"/>
-          </w:tblCellMar>
-        </w:tblPrEx>
         <w:tc>
           <w:tcPr>
             <w:tcW w:w="3120" w:type="dxa"/>
@@ -4616,12 +4359,6 @@
         </w:tc>
       </w:tr>
       <w:tr>
-        <w:tblPrEx>
-          <w:tblCellMar>
-            <w:top w:w="0" w:type="dxa"/>
-            <w:bottom w:w="0" w:type="dxa"/>
-          </w:tblCellMar>
-        </w:tblPrEx>
         <w:tc>
           <w:tcPr>
             <w:tcW w:w="3120" w:type="dxa"/>
@@ -4722,16 +4459,7 @@
         <w:pStyle w:val="Heading2"/>
       </w:pPr>
       <w:r>
-        <w:t>6</w:t>
-      </w:r>
-      <w:r>
-        <w:t>️</w:t>
-      </w:r>
-      <w:r>
-        <w:t>⃣</w:t>
-      </w:r>
-      <w:r>
-        <w:t xml:space="preserve"> Character DFA</w:t>
+        <w:t>6️⃣ Character DFA</w:t>
       </w:r>
     </w:p>
     <w:p>
@@ -4819,7 +4547,15 @@
         <w:spacing w:after="120"/>
       </w:pPr>
       <w:r>
-        <w:t>• qE = Error</w:t>
+        <w:t xml:space="preserve">• </w:t>
+      </w:r>
+      <w:proofErr w:type="spellStart"/>
+      <w:r>
+        <w:t>qE</w:t>
+      </w:r>
+      <w:proofErr w:type="spellEnd"/>
+      <w:r>
+        <w:t xml:space="preserve"> = Error</w:t>
       </w:r>
     </w:p>
     <w:p>
@@ -4857,12 +4593,6 @@
         <w:gridCol w:w="3120"/>
       </w:tblGrid>
       <w:tr>
-        <w:tblPrEx>
-          <w:tblCellMar>
-            <w:top w:w="0" w:type="dxa"/>
-            <w:bottom w:w="0" w:type="dxa"/>
-          </w:tblCellMar>
-        </w:tblPrEx>
         <w:trPr>
           <w:tblHeader/>
         </w:trPr>
@@ -4961,12 +4691,6 @@
         </w:tc>
       </w:tr>
       <w:tr>
-        <w:tblPrEx>
-          <w:tblCellMar>
-            <w:top w:w="0" w:type="dxa"/>
-            <w:bottom w:w="0" w:type="dxa"/>
-          </w:tblCellMar>
-        </w:tblPrEx>
         <w:tc>
           <w:tcPr>
             <w:tcW w:w="3120" w:type="dxa"/>
@@ -5047,12 +4771,6 @@
         </w:tc>
       </w:tr>
       <w:tr>
-        <w:tblPrEx>
-          <w:tblCellMar>
-            <w:top w:w="0" w:type="dxa"/>
-            <w:bottom w:w="0" w:type="dxa"/>
-          </w:tblCellMar>
-        </w:tblPrEx>
         <w:tc>
           <w:tcPr>
             <w:tcW w:w="3120" w:type="dxa"/>
@@ -5133,12 +4851,6 @@
         </w:tc>
       </w:tr>
       <w:tr>
-        <w:tblPrEx>
-          <w:tblCellMar>
-            <w:top w:w="0" w:type="dxa"/>
-            <w:bottom w:w="0" w:type="dxa"/>
-          </w:tblCellMar>
-        </w:tblPrEx>
         <w:tc>
           <w:tcPr>
             <w:tcW w:w="3120" w:type="dxa"/>
@@ -5219,12 +4931,6 @@
         </w:tc>
       </w:tr>
       <w:tr>
-        <w:tblPrEx>
-          <w:tblCellMar>
-            <w:top w:w="0" w:type="dxa"/>
-            <w:bottom w:w="0" w:type="dxa"/>
-          </w:tblCellMar>
-        </w:tblPrEx>
         <w:tc>
           <w:tcPr>
             <w:tcW w:w="3120" w:type="dxa"/>
@@ -5305,12 +5011,6 @@
         </w:tc>
       </w:tr>
       <w:tr>
-        <w:tblPrEx>
-          <w:tblCellMar>
-            <w:top w:w="0" w:type="dxa"/>
-            <w:bottom w:w="0" w:type="dxa"/>
-          </w:tblCellMar>
-        </w:tblPrEx>
         <w:tc>
           <w:tcPr>
             <w:tcW w:w="3120" w:type="dxa"/>
@@ -5384,9 +5084,11 @@
             <w:pPr>
               <w:jc w:val="center"/>
             </w:pPr>
+            <w:proofErr w:type="spellStart"/>
             <w:r>
               <w:t>qE</w:t>
             </w:r>
+            <w:proofErr w:type="spellEnd"/>
           </w:p>
         </w:tc>
       </w:tr>
@@ -5412,16 +5114,7 @@
       </w:pPr>
       <w:r>
         <w:lastRenderedPageBreak/>
-        <w:t>7</w:t>
-      </w:r>
-      <w:r>
-        <w:t>️</w:t>
-      </w:r>
-      <w:r>
-        <w:t>⃣</w:t>
-      </w:r>
-      <w:r>
-        <w:t xml:space="preserve"> Comment DFA</w:t>
+        <w:t>7️⃣ Comment DFA</w:t>
       </w:r>
     </w:p>
     <w:p>
@@ -5455,12 +5148,6 @@
         <w:gridCol w:w="3120"/>
       </w:tblGrid>
       <w:tr>
-        <w:tblPrEx>
-          <w:tblCellMar>
-            <w:top w:w="0" w:type="dxa"/>
-            <w:bottom w:w="0" w:type="dxa"/>
-          </w:tblCellMar>
-        </w:tblPrEx>
         <w:trPr>
           <w:tblHeader/>
         </w:trPr>
@@ -5559,12 +5246,6 @@
         </w:tc>
       </w:tr>
       <w:tr>
-        <w:tblPrEx>
-          <w:tblCellMar>
-            <w:top w:w="0" w:type="dxa"/>
-            <w:bottom w:w="0" w:type="dxa"/>
-          </w:tblCellMar>
-        </w:tblPrEx>
         <w:tc>
           <w:tcPr>
             <w:tcW w:w="3120" w:type="dxa"/>
@@ -5645,12 +5326,6 @@
         </w:tc>
       </w:tr>
       <w:tr>
-        <w:tblPrEx>
-          <w:tblCellMar>
-            <w:top w:w="0" w:type="dxa"/>
-            <w:bottom w:w="0" w:type="dxa"/>
-          </w:tblCellMar>
-        </w:tblPrEx>
         <w:tc>
           <w:tcPr>
             <w:tcW w:w="3120" w:type="dxa"/>
@@ -5731,12 +5406,6 @@
         </w:tc>
       </w:tr>
       <w:tr>
-        <w:tblPrEx>
-          <w:tblCellMar>
-            <w:top w:w="0" w:type="dxa"/>
-            <w:bottom w:w="0" w:type="dxa"/>
-          </w:tblCellMar>
-        </w:tblPrEx>
         <w:tc>
           <w:tcPr>
             <w:tcW w:w="3120" w:type="dxa"/>
@@ -5817,12 +5486,6 @@
         </w:tc>
       </w:tr>
       <w:tr>
-        <w:tblPrEx>
-          <w:tblCellMar>
-            <w:top w:w="0" w:type="dxa"/>
-            <w:bottom w:w="0" w:type="dxa"/>
-          </w:tblCellMar>
-        </w:tblPrEx>
         <w:tc>
           <w:tcPr>
             <w:tcW w:w="3120" w:type="dxa"/>
@@ -5949,12 +5612,6 @@
         <w:gridCol w:w="3120"/>
       </w:tblGrid>
       <w:tr>
-        <w:tblPrEx>
-          <w:tblCellMar>
-            <w:top w:w="0" w:type="dxa"/>
-            <w:bottom w:w="0" w:type="dxa"/>
-          </w:tblCellMar>
-        </w:tblPrEx>
         <w:trPr>
           <w:tblHeader/>
         </w:trPr>
@@ -6053,12 +5710,6 @@
         </w:tc>
       </w:tr>
       <w:tr>
-        <w:tblPrEx>
-          <w:tblCellMar>
-            <w:top w:w="0" w:type="dxa"/>
-            <w:bottom w:w="0" w:type="dxa"/>
-          </w:tblCellMar>
-        </w:tblPrEx>
         <w:tc>
           <w:tcPr>
             <w:tcW w:w="3120" w:type="dxa"/>
@@ -6139,12 +5790,6 @@
         </w:tc>
       </w:tr>
       <w:tr>
-        <w:tblPrEx>
-          <w:tblCellMar>
-            <w:top w:w="0" w:type="dxa"/>
-            <w:bottom w:w="0" w:type="dxa"/>
-          </w:tblCellMar>
-        </w:tblPrEx>
         <w:tc>
           <w:tcPr>
             <w:tcW w:w="3120" w:type="dxa"/>
@@ -6225,12 +5870,6 @@
         </w:tc>
       </w:tr>
       <w:tr>
-        <w:tblPrEx>
-          <w:tblCellMar>
-            <w:top w:w="0" w:type="dxa"/>
-            <w:bottom w:w="0" w:type="dxa"/>
-          </w:tblCellMar>
-        </w:tblPrEx>
         <w:tc>
           <w:tcPr>
             <w:tcW w:w="3120" w:type="dxa"/>
@@ -6311,12 +5950,6 @@
         </w:tc>
       </w:tr>
       <w:tr>
-        <w:tblPrEx>
-          <w:tblCellMar>
-            <w:top w:w="0" w:type="dxa"/>
-            <w:bottom w:w="0" w:type="dxa"/>
-          </w:tblCellMar>
-        </w:tblPrEx>
         <w:tc>
           <w:tcPr>
             <w:tcW w:w="3120" w:type="dxa"/>
@@ -6397,12 +6030,6 @@
         </w:tc>
       </w:tr>
       <w:tr>
-        <w:tblPrEx>
-          <w:tblCellMar>
-            <w:top w:w="0" w:type="dxa"/>
-            <w:bottom w:w="0" w:type="dxa"/>
-          </w:tblCellMar>
-        </w:tblPrEx>
         <w:tc>
           <w:tcPr>
             <w:tcW w:w="3120" w:type="dxa"/>
@@ -6483,12 +6110,6 @@
         </w:tc>
       </w:tr>
       <w:tr>
-        <w:tblPrEx>
-          <w:tblCellMar>
-            <w:top w:w="0" w:type="dxa"/>
-            <w:bottom w:w="0" w:type="dxa"/>
-          </w:tblCellMar>
-        </w:tblPrEx>
         <w:tc>
           <w:tcPr>
             <w:tcW w:w="3120" w:type="dxa"/>
@@ -7153,7 +6774,15 @@
         <w:t>Regex:</w:t>
       </w:r>
       <w:r>
-        <w:t xml:space="preserve"> [+-]?[0-9]+\.[0-9]{1,6}([eE][+-]?[0-9]+)?</w:t>
+        <w:t xml:space="preserve"> [+-]?[0-9]+\.[0-9]{1,6}([</w:t>
+      </w:r>
+      <w:proofErr w:type="spellStart"/>
+      <w:r>
+        <w:t>eE</w:t>
+      </w:r>
+      <w:proofErr w:type="spellEnd"/>
+      <w:r>
+        <w:t>][+-]?[0-9]+)?</w:t>
       </w:r>
     </w:p>
     <w:p>
@@ -7296,7 +6925,15 @@
         <w:t>Regex:</w:t>
       </w:r>
       <w:r>
-        <w:t xml:space="preserve"> '([^'\\\n]|\\(['\\ntr]))'</w:t>
+        <w:t xml:space="preserve"> '([^'\\\n]|\\(['\\</w:t>
+      </w:r>
+      <w:proofErr w:type="spellStart"/>
+      <w:r>
+        <w:t>ntr</w:t>
+      </w:r>
+      <w:proofErr w:type="spellEnd"/>
+      <w:r>
+        <w:t>]))'</w:t>
       </w:r>
     </w:p>
     <w:p>
@@ -7358,7 +6995,15 @@
         <w:t>Regex:</w:t>
       </w:r>
       <w:r>
-        <w:t xml:space="preserve"> (true|false)</w:t>
+        <w:t xml:space="preserve"> (</w:t>
+      </w:r>
+      <w:proofErr w:type="spellStart"/>
+      <w:r>
+        <w:t>true|false</w:t>
+      </w:r>
+      <w:proofErr w:type="spellEnd"/>
+      <w:r>
+        <w:t>)</w:t>
       </w:r>
     </w:p>
     <w:p>
@@ -7552,7 +7197,15 @@
         <w:t>Regex:</w:t>
       </w:r>
       <w:r>
-        <w:t xml:space="preserve"> [(){}\[\],;:]</w:t>
+        <w:t xml:space="preserve"> [(){}\[\</w:t>
+      </w:r>
+      <w:proofErr w:type="gramStart"/>
+      <w:r>
+        <w:t>],;:</w:t>
+      </w:r>
+      <w:proofErr w:type="gramEnd"/>
+      <w:r>
+        <w:t>]</w:t>
       </w:r>
     </w:p>
     <w:p>
@@ -7587,12 +7240,21 @@
         </w:numPr>
         <w:spacing w:before="120"/>
       </w:pPr>
+      <w:proofErr w:type="gramStart"/>
       <w:r>
         <w:rPr>
           <w:b/>
           <w:bCs/>
         </w:rPr>
-        <w:t>Single-line:</w:t>
+        <w:t>Single-line</w:t>
+      </w:r>
+      <w:proofErr w:type="gramEnd"/>
+      <w:r>
+        <w:rPr>
+          <w:b/>
+          <w:bCs/>
+        </w:rPr>
+        <w:t>:</w:t>
       </w:r>
       <w:r>
         <w:t xml:space="preserve"> ##[^\n]*</w:t>
@@ -9957,6 +9619,7 @@
   <w:style w:type="character" w:default="1" w:styleId="DefaultParagraphFont">
     <w:name w:val="Default Paragraph Font"/>
     <w:uiPriority w:val="1"/>
+    <w:semiHidden/>
     <w:unhideWhenUsed/>
   </w:style>
   <w:style w:type="table" w:default="1" w:styleId="TableNormal">
